--- a/public/fun/forms/자기소개서_보험·금융영업_10_직무매칭형.docx
+++ b/public/fun/forms/자기소개서_보험·금융영업_10_직무매칭형.docx
@@ -434,7 +434,7 @@
           <w:color w:val="8A929C"/>
           <w:sz w:val="17"/>
         </w:rPr>
-        <w:t xml:space="preserve">   (600자)</w:t>
+        <w:t xml:space="preserve">   (600자 · STAR로)</w:t>
       </w:r>
     </w:p>
     <w:tbl>
@@ -512,7 +512,7 @@
           <w:color w:val="8A929C"/>
           <w:sz w:val="17"/>
         </w:rPr>
-        <w:t xml:space="preserve">   (500자)</w:t>
+        <w:t xml:space="preserve">   (500자 · 내 경험과 연결)</w:t>
       </w:r>
     </w:p>
     <w:tbl>

--- a/public/fun/forms/자기소개서_보험·금융영업_10_직무매칭형.docx
+++ b/public/fun/forms/자기소개서_보험·금융영업_10_직무매칭형.docx
@@ -1001,7 +1001,7 @@
                 <w:color w:val="806D42"/>
                 <w:sz w:val="19"/>
               </w:rPr>
-              <w:t>기존 보험을 정리하지 못한 30대 고객</w:t>
+              <w:t>기존 보험을 정리하지 못한 고객</w:t>
             </w:r>
           </w:p>
         </w:tc>
